--- a/read.docx
+++ b/read.docx
@@ -107,13 +107,23 @@
           <w:rPr>
             <w:rStyle w:val="Hyperlink"/>
           </w:rPr>
-          <w:t>https://www.reuters.com/business/environment/us-states-warn-food-aid-benefits-will-halt-if-federal-shutdown-drags-2025-10-23/</w:t>
+          <w:t>https://www.reuters.com/business/environment/us-states-warn-food-aid-benefits-will-halt-if-federal-shutdown-drags-2025-10-23/(24/10/2025)</w:t>
+        </w:r>
+      </w:hyperlink>
+    </w:p>
+    <w:p>
+      <w:hyperlink r:id="rId14" w:history="1">
+        <w:r>
+          <w:rPr>
+            <w:rStyle w:val="Hyperlink"/>
+          </w:rPr>
+          <w:t>https://www.reuters.com/sustainability/cop/eu-considers-more-flexible-climate-target-hunt-deal-draft-shows-2025-10-26/</w:t>
         </w:r>
         <w:r>
           <w:rPr>
             <w:rStyle w:val="Hyperlink"/>
           </w:rPr>
-          <w:t>(24/10/2025)</w:t>
+          <w:t>(27/10/2025)</w:t>
         </w:r>
       </w:hyperlink>
     </w:p>

--- a/read.docx
+++ b/read.docx
@@ -117,13 +117,23 @@
           <w:rPr>
             <w:rStyle w:val="Hyperlink"/>
           </w:rPr>
-          <w:t>https://www.reuters.com/sustainability/cop/eu-considers-more-flexible-climate-target-hunt-deal-draft-shows-2025-10-26/</w:t>
+          <w:t>https://www.reuters.com/sustainability/cop/eu-considers-more-flexible-climate-target-hunt-deal-draft-shows-2025-10-26/(27/10/2025)</w:t>
+        </w:r>
+      </w:hyperlink>
+    </w:p>
+    <w:p>
+      <w:hyperlink r:id="rId15" w:history="1">
+        <w:r>
+          <w:rPr>
+            <w:rStyle w:val="Hyperlink"/>
+          </w:rPr>
+          <w:t>https://www.reuters.com/world/us/us-consumer-confidence-slips-october-worries-over-jobs-persist-2025-10-28/</w:t>
         </w:r>
         <w:r>
           <w:rPr>
             <w:rStyle w:val="Hyperlink"/>
           </w:rPr>
-          <w:t>(27/10/2025)</w:t>
+          <w:t>(29/10/2025)</w:t>
         </w:r>
       </w:hyperlink>
     </w:p>

--- a/read.docx
+++ b/read.docx
@@ -127,16 +127,27 @@
           <w:rPr>
             <w:rStyle w:val="Hyperlink"/>
           </w:rPr>
-          <w:t>https://www.reuters.com/world/us/us-consumer-confidence-slips-october-worries-over-jobs-persist-2025-10-28/</w:t>
+          <w:t>https://www.reuters.com/world/us/us-consumer-confidence-slips-october-worries-over-jobs-persist-2025-10-28/(29/10/2025)</w:t>
+        </w:r>
+      </w:hyperlink>
+    </w:p>
+    <w:p>
+      <w:hyperlink r:id="rId16" w:history="1">
+        <w:r>
+          <w:rPr>
+            <w:rStyle w:val="Hyperlink"/>
+          </w:rPr>
+          <w:t>https://www.reuters.com/business/openai-lays-groundwork-juggernaut-ipo-up-1-trillion-valuation-2025-10-29/</w:t>
         </w:r>
         <w:r>
           <w:rPr>
             <w:rStyle w:val="Hyperlink"/>
           </w:rPr>
-          <w:t>(29/10/2025)</w:t>
+          <w:t>(30/10/2025)</w:t>
         </w:r>
       </w:hyperlink>
     </w:p>
+    <w:p/>
     <w:p/>
     <w:sectPr>
       <w:pgSz w:w="12240" w:h="15840"/>

--- a/read.docx
+++ b/read.docx
@@ -137,13 +137,23 @@
           <w:rPr>
             <w:rStyle w:val="Hyperlink"/>
           </w:rPr>
-          <w:t>https://www.reuters.com/business/openai-lays-groundwork-juggernaut-ipo-up-1-trillion-valuation-2025-10-29/</w:t>
+          <w:t>https://www.reuters.com/business/openai-lays-groundwork-juggernaut-ipo-up-1-trillion-valuation-2025-10-29/(30/10/2025)</w:t>
+        </w:r>
+      </w:hyperlink>
+    </w:p>
+    <w:p>
+      <w:hyperlink r:id="rId17" w:history="1">
+        <w:r>
+          <w:rPr>
+            <w:rStyle w:val="Hyperlink"/>
+          </w:rPr>
+          <w:t>https://www.reuters.com/science/nasa-kim-kardashian-weve-been-moon-six-times-2025-10-31/</w:t>
         </w:r>
         <w:r>
           <w:rPr>
             <w:rStyle w:val="Hyperlink"/>
           </w:rPr>
-          <w:t>(30/10/2025)</w:t>
+          <w:t>(01/22/2025)</w:t>
         </w:r>
       </w:hyperlink>
     </w:p>
